--- a/docs/deliverables/out/Drop-1_Transactional/TestPlans/BIBS_TestPlan_BRD-06_Renewal_Summary_v1.1.docx
+++ b/docs/deliverables/out/Drop-1_Transactional/TestPlans/BIBS_TestPlan_BRD-06_Renewal_Summary_v1.1.docx
@@ -5811,7 +5811,7 @@
     <w:p>
       <w:r>
         <w:rPr/>
-        <w:t>Renewal is not built, so no demo seed provides the data yet. The test lead prepares each set on SIT as its source column says, mostly by booking policies through BRD-1 with expiry dates relative to the business date. When the module is built, the sets become a demo seed and this column names it.</w:t>
+        <w:t>Renewal is not built, so no seed provides the data yet. The test lead prepares each set on SIT as its source column says, mostly by booking policies through BRD-1 with expiry dates relative to the business date. When the module is built, the sets become a seed and this column names it.</w:t>
       </w:r>
     </w:p>
     <w:p>
@@ -7017,7 +7017,7 @@
               <w:rPr>
                 <w:sz w:val="17"/>
               </w:rPr>
-              <w:t>Loaded by the migration mock on SIT (BRD-13 objects P01, R06); tracker prepared by the test lead from template RNW_RA_ALREADY_SENT (masked)</w:t>
+              <w:t>Loaded by the trial migration on SIT (BRD-13 objects P01, R06); tracker prepared by the test lead from template RNW_RA_ALREADY_SENT (masked)</w:t>
             </w:r>
           </w:p>
         </w:tc>
@@ -7091,7 +7091,7 @@
               <w:rPr>
                 <w:sz w:val="17"/>
               </w:rPr>
-              <w:t>Code map of the migration mock (maintained by MBS / TSU); package versions of the BRD-3 catalogue on SIT</w:t>
+              <w:t>Code map of the trial migration (maintained by MBS / TSU); package versions of the BRD-3 catalogue on SIT</w:t>
             </w:r>
           </w:p>
         </w:tc>

--- a/docs/deliverables/out/Drop-1_Transactional/TestPlans/BIBS_TestPlan_BRD-06_Renewal_Summary_v1.1.docx
+++ b/docs/deliverables/out/Drop-1_Transactional/TestPlans/BIBS_TestPlan_BRD-06_Renewal_Summary_v1.1.docx
@@ -450,7 +450,7 @@
     </w:tbl>
     <w:p>
       <w:pPr>
-        <w:spacing w:before="3000" w:after="0"/>
+        <w:spacing w:before="2600" w:after="0"/>
       </w:pPr>
     </w:p>
     <w:p>
@@ -518,15 +518,8 @@
     </w:p>
     <w:p>
       <w:pPr>
-        <w:spacing w:after="0"/>
-      </w:pPr>
-      <w:r>
-        <w:br w:type="page"/>
-      </w:r>
-    </w:p>
-    <w:p>
-      <w:pPr>
         <w:pStyle w:val="BDOIFrontHeading"/>
+        <w:pageBreakBefore/>
       </w:pPr>
       <w:r>
         <w:t>Document Control</w:t>
